--- a/KHBD_Tin_học/Tiền_tiểu_học/Tuần_08/KHBD_Tin_hoc_Tiền_tiểu_học_Tiet07_Chu_hinh_va_am_thanh.docx
+++ b/KHBD_Tin_học/Tiền_tiểu_học/Tuần_08/KHBD_Tin_hoc_Tiền_tiểu_học_Tiet07_Chu_hinh_va_am_thanh.docx
@@ -35,10 +35,15 @@
               <w:spacing w:line="360" w:lineRule="auto" w:after="40"/>
               <w:jc w:val="left"/>
             </w:pPr>
-            <w:r/>
-            <w:r>
-              <w:rPr>
-                <w:rFonts w:ascii="Times New Roman" w:hAnsi="Times New Roman" w:eastAsia="Times New Roman"/>
+            <w:r>
+              <w:rPr>
+                <w:rFonts w:ascii="Times New Roman" w:hAnsi="Times New Roman" w:cs="Times New Roman"/>
+                <w:sz w:val="26"/>
+              </w:rPr>
+            </w:r>
+            <w:r>
+              <w:rPr>
+                <w:rFonts w:ascii="Times New Roman" w:hAnsi="Times New Roman" w:eastAsia="Times New Roman" w:cs="Times New Roman"/>
                 <w:b/>
                 <w:i w:val="0"/>
                 <w:sz w:val="26"/>
@@ -62,10 +67,15 @@
               <w:spacing w:line="360" w:lineRule="auto" w:after="40"/>
               <w:jc w:val="left"/>
             </w:pPr>
-            <w:r/>
-            <w:r>
-              <w:rPr>
-                <w:rFonts w:ascii="Times New Roman" w:hAnsi="Times New Roman" w:eastAsia="Times New Roman"/>
+            <w:r>
+              <w:rPr>
+                <w:rFonts w:ascii="Times New Roman" w:hAnsi="Times New Roman" w:cs="Times New Roman"/>
+                <w:sz w:val="26"/>
+              </w:rPr>
+            </w:r>
+            <w:r>
+              <w:rPr>
+                <w:rFonts w:ascii="Times New Roman" w:hAnsi="Times New Roman" w:eastAsia="Times New Roman" w:cs="Times New Roman"/>
                 <w:b w:val="0"/>
                 <w:i w:val="0"/>
                 <w:sz w:val="26"/>
@@ -91,10 +101,15 @@
               <w:spacing w:line="360" w:lineRule="auto" w:after="40"/>
               <w:jc w:val="left"/>
             </w:pPr>
-            <w:r/>
-            <w:r>
-              <w:rPr>
-                <w:rFonts w:ascii="Times New Roman" w:hAnsi="Times New Roman" w:eastAsia="Times New Roman"/>
+            <w:r>
+              <w:rPr>
+                <w:rFonts w:ascii="Times New Roman" w:hAnsi="Times New Roman" w:cs="Times New Roman"/>
+                <w:sz w:val="26"/>
+              </w:rPr>
+            </w:r>
+            <w:r>
+              <w:rPr>
+                <w:rFonts w:ascii="Times New Roman" w:hAnsi="Times New Roman" w:eastAsia="Times New Roman" w:cs="Times New Roman"/>
                 <w:b w:val="0"/>
                 <w:i w:val="0"/>
                 <w:sz w:val="26"/>
@@ -118,10 +133,15 @@
               <w:spacing w:line="360" w:lineRule="auto" w:after="40"/>
               <w:jc w:val="left"/>
             </w:pPr>
-            <w:r/>
-            <w:r>
-              <w:rPr>
-                <w:rFonts w:ascii="Times New Roman" w:hAnsi="Times New Roman" w:eastAsia="Times New Roman"/>
+            <w:r>
+              <w:rPr>
+                <w:rFonts w:ascii="Times New Roman" w:hAnsi="Times New Roman" w:cs="Times New Roman"/>
+                <w:sz w:val="26"/>
+              </w:rPr>
+            </w:r>
+            <w:r>
+              <w:rPr>
+                <w:rFonts w:ascii="Times New Roman" w:hAnsi="Times New Roman" w:eastAsia="Times New Roman" w:cs="Times New Roman"/>
                 <w:b w:val="0"/>
                 <w:i w:val="0"/>
                 <w:sz w:val="26"/>
@@ -136,7 +156,7 @@
             </w:pPr>
             <w:r>
               <w:rPr>
-                <w:rFonts w:ascii="Times New Roman" w:hAnsi="Times New Roman" w:eastAsia="Times New Roman"/>
+                <w:rFonts w:ascii="Times New Roman" w:hAnsi="Times New Roman" w:eastAsia="Times New Roman" w:cs="Times New Roman"/>
                 <w:b w:val="0"/>
                 <w:i w:val="0"/>
                 <w:sz w:val="26"/>
@@ -151,7 +171,7 @@
             </w:pPr>
             <w:r>
               <w:rPr>
-                <w:rFonts w:ascii="Times New Roman" w:hAnsi="Times New Roman" w:eastAsia="Times New Roman"/>
+                <w:rFonts w:ascii="Times New Roman" w:hAnsi="Times New Roman" w:eastAsia="Times New Roman" w:cs="Times New Roman"/>
                 <w:b w:val="0"/>
                 <w:i w:val="0"/>
                 <w:sz w:val="26"/>
@@ -169,10 +189,10 @@
       </w:pPr>
       <w:r>
         <w:rPr>
-          <w:rFonts w:ascii="Times New Roman" w:hAnsi="Times New Roman" w:eastAsia="Times New Roman"/>
+          <w:rFonts w:ascii="Times New Roman" w:hAnsi="Times New Roman" w:eastAsia="Times New Roman" w:cs="Times New Roman"/>
           <w:b/>
           <w:i w:val="0"/>
-          <w:sz w:val="28"/>
+          <w:sz w:val="26"/>
         </w:rPr>
         <w:t>KẾ HOẠCH DẠY HỌC MÔN TIN HỌC</w:t>
       </w:r>
@@ -184,7 +204,7 @@
       </w:pPr>
       <w:r>
         <w:rPr>
-          <w:rFonts w:ascii="Times New Roman" w:hAnsi="Times New Roman" w:eastAsia="Times New Roman"/>
+          <w:rFonts w:ascii="Times New Roman" w:hAnsi="Times New Roman" w:eastAsia="Times New Roman" w:cs="Times New Roman"/>
           <w:b/>
           <w:i w:val="0"/>
           <w:sz w:val="26"/>
@@ -206,7 +226,7 @@
       </w:pPr>
       <w:r>
         <w:rPr>
-          <w:rFonts w:ascii="Times New Roman" w:hAnsi="Times New Roman" w:eastAsia="Times New Roman"/>
+          <w:rFonts w:ascii="Times New Roman" w:hAnsi="Times New Roman" w:eastAsia="Times New Roman" w:cs="Times New Roman"/>
           <w:b/>
           <w:i w:val="0"/>
           <w:sz w:val="26"/>
@@ -222,7 +242,7 @@
       </w:pPr>
       <w:r>
         <w:rPr>
-          <w:rFonts w:ascii="Times New Roman" w:hAnsi="Times New Roman" w:eastAsia="Times New Roman"/>
+          <w:rFonts w:ascii="Times New Roman" w:hAnsi="Times New Roman" w:eastAsia="Times New Roman" w:cs="Times New Roman"/>
           <w:b w:val="0"/>
           <w:i w:val="0"/>
           <w:sz w:val="26"/>
@@ -238,7 +258,7 @@
       </w:pPr>
       <w:r>
         <w:rPr>
-          <w:rFonts w:ascii="Times New Roman" w:hAnsi="Times New Roman" w:eastAsia="Times New Roman"/>
+          <w:rFonts w:ascii="Times New Roman" w:hAnsi="Times New Roman" w:eastAsia="Times New Roman" w:cs="Times New Roman"/>
           <w:b w:val="0"/>
           <w:i w:val="0"/>
           <w:sz w:val="26"/>
@@ -254,7 +274,7 @@
       </w:pPr>
       <w:r>
         <w:rPr>
-          <w:rFonts w:ascii="Times New Roman" w:hAnsi="Times New Roman" w:eastAsia="Times New Roman"/>
+          <w:rFonts w:ascii="Times New Roman" w:hAnsi="Times New Roman" w:eastAsia="Times New Roman" w:cs="Times New Roman"/>
           <w:b/>
           <w:i w:val="0"/>
           <w:sz w:val="26"/>
@@ -270,13 +290,21 @@
       </w:pPr>
       <w:r>
         <w:rPr>
-          <w:rFonts w:ascii="Times New Roman" w:hAnsi="Times New Roman" w:eastAsia="Times New Roman"/>
+          <w:rFonts w:ascii="Times New Roman" w:hAnsi="Times New Roman" w:eastAsia="Times New Roman" w:cs="Times New Roman"/>
           <w:b w:val="0"/>
           <w:i w:val="0"/>
           <w:sz w:val="26"/>
         </w:rPr>
         <w:t>- Chăm chỉ: Hăng hái tham gia hoạt động tìm hiểu bài học, kiên trì thực hành theo hướng dẫn. (Đạt được thông qua Hoạt động 2, Hoạt động 3)</w:t>
       </w:r>
+      <w:r>
+        <w:rPr>
+          <w:rFonts w:ascii="Times New Roman" w:hAnsi="Times New Roman" w:cs="Times New Roman"/>
+          <w:i/>
+          <w:sz w:val="26"/>
+        </w:rPr>
+        <w:t xml:space="preserve"> (Tài liệu học tập: Chữ, hình và âm thanh)</w:t>
+      </w:r>
     </w:p>
     <w:p>
       <w:pPr>
@@ -286,7 +314,7 @@
       </w:pPr>
       <w:r>
         <w:rPr>
-          <w:rFonts w:ascii="Times New Roman" w:hAnsi="Times New Roman" w:eastAsia="Times New Roman"/>
+          <w:rFonts w:ascii="Times New Roman" w:hAnsi="Times New Roman" w:eastAsia="Times New Roman" w:cs="Times New Roman"/>
           <w:b w:val="0"/>
           <w:i w:val="0"/>
           <w:sz w:val="26"/>
@@ -302,7 +330,7 @@
       </w:pPr>
       <w:r>
         <w:rPr>
-          <w:rFonts w:ascii="Times New Roman" w:hAnsi="Times New Roman" w:eastAsia="Times New Roman"/>
+          <w:rFonts w:ascii="Times New Roman" w:hAnsi="Times New Roman" w:eastAsia="Times New Roman" w:cs="Times New Roman"/>
           <w:b w:val="0"/>
           <w:i w:val="0"/>
           <w:sz w:val="26"/>
@@ -318,7 +346,7 @@
       </w:pPr>
       <w:r>
         <w:rPr>
-          <w:rFonts w:ascii="Times New Roman" w:hAnsi="Times New Roman" w:eastAsia="Times New Roman"/>
+          <w:rFonts w:ascii="Times New Roman" w:hAnsi="Times New Roman" w:eastAsia="Times New Roman" w:cs="Times New Roman"/>
           <w:b/>
           <w:i w:val="0"/>
           <w:sz w:val="26"/>
@@ -334,7 +362,7 @@
       </w:pPr>
       <w:r>
         <w:rPr>
-          <w:rFonts w:ascii="Times New Roman" w:hAnsi="Times New Roman" w:eastAsia="Times New Roman"/>
+          <w:rFonts w:ascii="Times New Roman" w:hAnsi="Times New Roman" w:eastAsia="Times New Roman" w:cs="Times New Roman"/>
           <w:b/>
           <w:i w:val="0"/>
           <w:sz w:val="26"/>
@@ -350,7 +378,7 @@
       </w:pPr>
       <w:r>
         <w:rPr>
-          <w:rFonts w:ascii="Times New Roman" w:hAnsi="Times New Roman" w:eastAsia="Times New Roman"/>
+          <w:rFonts w:ascii="Times New Roman" w:hAnsi="Times New Roman" w:eastAsia="Times New Roman" w:cs="Times New Roman"/>
           <w:b w:val="0"/>
           <w:i w:val="0"/>
           <w:sz w:val="26"/>
@@ -366,7 +394,7 @@
       </w:pPr>
       <w:r>
         <w:rPr>
-          <w:rFonts w:ascii="Times New Roman" w:hAnsi="Times New Roman" w:eastAsia="Times New Roman"/>
+          <w:rFonts w:ascii="Times New Roman" w:hAnsi="Times New Roman" w:eastAsia="Times New Roman" w:cs="Times New Roman"/>
           <w:b w:val="0"/>
           <w:i w:val="0"/>
           <w:sz w:val="26"/>
@@ -382,7 +410,7 @@
       </w:pPr>
       <w:r>
         <w:rPr>
-          <w:rFonts w:ascii="Times New Roman" w:hAnsi="Times New Roman" w:eastAsia="Times New Roman"/>
+          <w:rFonts w:ascii="Times New Roman" w:hAnsi="Times New Roman" w:eastAsia="Times New Roman" w:cs="Times New Roman"/>
           <w:b/>
           <w:i w:val="0"/>
           <w:sz w:val="26"/>
@@ -398,7 +426,7 @@
       </w:pPr>
       <w:r>
         <w:rPr>
-          <w:rFonts w:ascii="Times New Roman" w:hAnsi="Times New Roman" w:eastAsia="Times New Roman"/>
+          <w:rFonts w:ascii="Times New Roman" w:hAnsi="Times New Roman" w:eastAsia="Times New Roman" w:cs="Times New Roman"/>
           <w:b w:val="0"/>
           <w:i w:val="0"/>
           <w:sz w:val="26"/>
@@ -414,7 +442,7 @@
       </w:pPr>
       <w:r>
         <w:rPr>
-          <w:rFonts w:ascii="Times New Roman" w:hAnsi="Times New Roman" w:eastAsia="Times New Roman"/>
+          <w:rFonts w:ascii="Times New Roman" w:hAnsi="Times New Roman" w:eastAsia="Times New Roman" w:cs="Times New Roman"/>
           <w:b/>
           <w:i w:val="0"/>
           <w:sz w:val="26"/>
@@ -430,7 +458,7 @@
       </w:pPr>
       <w:r>
         <w:rPr>
-          <w:rFonts w:ascii="Times New Roman" w:hAnsi="Times New Roman" w:eastAsia="Times New Roman"/>
+          <w:rFonts w:ascii="Times New Roman" w:hAnsi="Times New Roman" w:eastAsia="Times New Roman" w:cs="Times New Roman"/>
           <w:b w:val="0"/>
           <w:i w:val="0"/>
           <w:sz w:val="26"/>
@@ -446,7 +474,7 @@
       </w:pPr>
       <w:r>
         <w:rPr>
-          <w:rFonts w:ascii="Times New Roman" w:hAnsi="Times New Roman" w:eastAsia="Times New Roman"/>
+          <w:rFonts w:ascii="Times New Roman" w:hAnsi="Times New Roman" w:eastAsia="Times New Roman" w:cs="Times New Roman"/>
           <w:b w:val="0"/>
           <w:i w:val="0"/>
           <w:sz w:val="26"/>
@@ -456,13 +484,87 @@
     </w:p>
     <w:p>
       <w:pPr>
+        <w:spacing w:before="80" w:after="40"/>
+        <w:ind w:left="360" w:firstLine="0"/>
+      </w:pPr>
+      <w:r>
+        <w:rPr>
+          <w:rFonts w:ascii="Times New Roman" w:hAnsi="Times New Roman" w:cs="Times New Roman"/>
+          <w:b/>
+          <w:sz w:val="26"/>
+        </w:rPr>
+        <w:t>2.4. Năng lực Trí tuệ nhân tạo (AI) được phát triển:</w:t>
+      </w:r>
+    </w:p>
+    <w:p>
+      <w:pPr>
+        <w:spacing w:before="40" w:after="40"/>
+        <w:ind w:left="720" w:hanging="360"/>
+      </w:pPr>
+      <w:r>
+        <w:rPr>
+          <w:rFonts w:ascii="Times New Roman" w:hAnsi="Times New Roman" w:cs="Times New Roman"/>
+          <w:b w:val="0"/>
+          <w:sz w:val="26"/>
+        </w:rPr>
+        <w:t xml:space="preserve">- </w:t>
+      </w:r>
+      <w:r>
+        <w:rPr>
+          <w:rFonts w:ascii="Times New Roman" w:hAnsi="Times New Roman" w:cs="Times New Roman"/>
+          <w:b/>
+          <w:sz w:val="26"/>
+        </w:rPr>
+        <w:t xml:space="preserve">1.A1.1: </w:t>
+      </w:r>
+      <w:r>
+        <w:rPr>
+          <w:rFonts w:ascii="Times New Roman" w:hAnsi="Times New Roman" w:cs="Times New Roman"/>
+          <w:b w:val="0"/>
+          <w:sz w:val="26"/>
+        </w:rPr>
+        <w:t>Nhận biết được máy tính có thể xử lý các dạng thông tin như chữ, hình ảnh và âm thanh (Đạt được thông qua Hoạt động 2).</w:t>
+      </w:r>
+    </w:p>
+    <w:p>
+      <w:pPr>
+        <w:spacing w:before="40" w:after="40"/>
+        <w:ind w:left="720" w:hanging="360"/>
+      </w:pPr>
+      <w:r>
+        <w:rPr>
+          <w:rFonts w:ascii="Times New Roman" w:hAnsi="Times New Roman" w:cs="Times New Roman"/>
+          <w:b w:val="0"/>
+          <w:sz w:val="26"/>
+        </w:rPr>
+        <w:t xml:space="preserve">- </w:t>
+      </w:r>
+      <w:r>
+        <w:rPr>
+          <w:rFonts w:ascii="Times New Roman" w:hAnsi="Times New Roman" w:cs="Times New Roman"/>
+          <w:b/>
+          <w:sz w:val="26"/>
+        </w:rPr>
+        <w:t xml:space="preserve">1.C1.1: </w:t>
+      </w:r>
+      <w:r>
+        <w:rPr>
+          <w:rFonts w:ascii="Times New Roman" w:hAnsi="Times New Roman" w:cs="Times New Roman"/>
+          <w:b w:val="0"/>
+          <w:sz w:val="26"/>
+        </w:rPr>
+        <w:t>Nhận diện được một số thiết bị thông minh phát ra hình ảnh và âm thanh quen thuộc trong đời sống (Đạt được thông qua Hoạt động 2, Hoạt động 3).</w:t>
+      </w:r>
+    </w:p>
+    <w:p>
+      <w:pPr>
         <w:spacing w:line="360" w:lineRule="auto" w:after="60" w:before="0"/>
         <w:ind w:firstLine="0"/>
         <w:jc w:val="both"/>
       </w:pPr>
       <w:r>
         <w:rPr>
-          <w:rFonts w:ascii="Times New Roman" w:hAnsi="Times New Roman" w:eastAsia="Times New Roman"/>
+          <w:rFonts w:ascii="Times New Roman" w:hAnsi="Times New Roman" w:eastAsia="Times New Roman" w:cs="Times New Roman"/>
           <w:b/>
           <w:i w:val="0"/>
           <w:sz w:val="26"/>
@@ -478,7 +580,7 @@
       </w:pPr>
       <w:r>
         <w:rPr>
-          <w:rFonts w:ascii="Times New Roman" w:hAnsi="Times New Roman" w:eastAsia="Times New Roman"/>
+          <w:rFonts w:ascii="Times New Roman" w:hAnsi="Times New Roman" w:eastAsia="Times New Roman" w:cs="Times New Roman"/>
           <w:b w:val="0"/>
           <w:i w:val="0"/>
           <w:sz w:val="26"/>
@@ -494,7 +596,7 @@
       </w:pPr>
       <w:r>
         <w:rPr>
-          <w:rFonts w:ascii="Times New Roman" w:hAnsi="Times New Roman" w:eastAsia="Times New Roman"/>
+          <w:rFonts w:ascii="Times New Roman" w:hAnsi="Times New Roman" w:eastAsia="Times New Roman" w:cs="Times New Roman"/>
           <w:b w:val="0"/>
           <w:i w:val="0"/>
           <w:sz w:val="26"/>
@@ -510,7 +612,7 @@
       </w:pPr>
       <w:r>
         <w:rPr>
-          <w:rFonts w:ascii="Times New Roman" w:hAnsi="Times New Roman" w:eastAsia="Times New Roman"/>
+          <w:rFonts w:ascii="Times New Roman" w:hAnsi="Times New Roman" w:eastAsia="Times New Roman" w:cs="Times New Roman"/>
           <w:b/>
           <w:i w:val="0"/>
           <w:sz w:val="26"/>
@@ -526,7 +628,7 @@
       </w:pPr>
       <w:r>
         <w:rPr>
-          <w:rFonts w:ascii="Times New Roman" w:hAnsi="Times New Roman" w:eastAsia="Times New Roman"/>
+          <w:rFonts w:ascii="Times New Roman" w:hAnsi="Times New Roman" w:eastAsia="Times New Roman" w:cs="Times New Roman"/>
           <w:b w:val="0"/>
           <w:i w:val="0"/>
           <w:sz w:val="26"/>
@@ -542,7 +644,7 @@
       </w:pPr>
       <w:r>
         <w:rPr>
-          <w:rFonts w:ascii="Times New Roman" w:hAnsi="Times New Roman" w:eastAsia="Times New Roman"/>
+          <w:rFonts w:ascii="Times New Roman" w:hAnsi="Times New Roman" w:eastAsia="Times New Roman" w:cs="Times New Roman"/>
           <w:b w:val="0"/>
           <w:i w:val="0"/>
           <w:sz w:val="26"/>
@@ -558,7 +660,7 @@
       </w:pPr>
       <w:r>
         <w:rPr>
-          <w:rFonts w:ascii="Times New Roman" w:hAnsi="Times New Roman" w:eastAsia="Times New Roman"/>
+          <w:rFonts w:ascii="Times New Roman" w:hAnsi="Times New Roman" w:eastAsia="Times New Roman" w:cs="Times New Roman"/>
           <w:b/>
           <w:i w:val="0"/>
           <w:sz w:val="26"/>
@@ -600,10 +702,15 @@
               <w:spacing w:line="360" w:lineRule="auto" w:after="40"/>
               <w:jc w:val="center"/>
             </w:pPr>
-            <w:r/>
-            <w:r>
-              <w:rPr>
-                <w:rFonts w:ascii="Times New Roman" w:hAnsi="Times New Roman" w:eastAsia="Times New Roman"/>
+            <w:r>
+              <w:rPr>
+                <w:rFonts w:ascii="Times New Roman" w:hAnsi="Times New Roman" w:cs="Times New Roman"/>
+                <w:sz w:val="26"/>
+              </w:rPr>
+            </w:r>
+            <w:r>
+              <w:rPr>
+                <w:rFonts w:ascii="Times New Roman" w:hAnsi="Times New Roman" w:eastAsia="Times New Roman" w:cs="Times New Roman"/>
                 <w:b/>
                 <w:i w:val="0"/>
                 <w:sz w:val="26"/>
@@ -627,10 +734,15 @@
               <w:spacing w:line="360" w:lineRule="auto" w:after="40"/>
               <w:jc w:val="center"/>
             </w:pPr>
-            <w:r/>
-            <w:r>
-              <w:rPr>
-                <w:rFonts w:ascii="Times New Roman" w:hAnsi="Times New Roman" w:eastAsia="Times New Roman"/>
+            <w:r>
+              <w:rPr>
+                <w:rFonts w:ascii="Times New Roman" w:hAnsi="Times New Roman" w:cs="Times New Roman"/>
+                <w:sz w:val="26"/>
+              </w:rPr>
+            </w:r>
+            <w:r>
+              <w:rPr>
+                <w:rFonts w:ascii="Times New Roman" w:hAnsi="Times New Roman" w:eastAsia="Times New Roman" w:cs="Times New Roman"/>
                 <w:b/>
                 <w:i w:val="0"/>
                 <w:sz w:val="26"/>
@@ -654,15 +766,15 @@
           </w:tcPr>
           <w:p>
             <w:pPr>
-              <w:spacing w:line="360" w:lineRule="auto" w:after="40"/>
-              <w:jc w:val="left"/>
+              <w:spacing w:after="60" w:line="276" w:lineRule="auto"/>
             </w:pPr>
             <w:r/>
             <w:r>
               <w:rPr>
-                <w:rFonts w:ascii="Times New Roman" w:hAnsi="Times New Roman" w:eastAsia="Times New Roman"/>
+                <w:rFonts w:ascii="Times New Roman" w:hAnsi="Times New Roman"/>
                 <w:b/>
                 <w:i w:val="0"/>
+                <w:color w:val="000000"/>
                 <w:sz w:val="26"/>
               </w:rPr>
               <w:t>1. Hoạt động MỞ ĐẦU (5 phút)</w:t>
@@ -670,17 +782,67 @@
           </w:p>
           <w:p>
             <w:pPr>
-              <w:spacing w:line="360" w:lineRule="auto" w:after="40"/>
-              <w:jc w:val="left"/>
-            </w:pPr>
-            <w:r>
-              <w:rPr>
-                <w:rFonts w:ascii="Times New Roman" w:hAnsi="Times New Roman" w:eastAsia="Times New Roman"/>
+              <w:spacing w:after="60" w:line="276" w:lineRule="auto"/>
+            </w:pPr>
+            <w:r>
+              <w:rPr>
+                <w:rFonts w:ascii="Times New Roman" w:hAnsi="Times New Roman"/>
                 <w:b/>
-                <w:i w:val="0"/>
-                <w:sz w:val="26"/>
-              </w:rPr>
-              <w:t>*Mục tiêu: Kích hoạt hứng thú, tạo tình huống kết nối vào bài học Chữ, hình và âm thanh.</w:t>
+                <w:i/>
+                <w:color w:val="000000"/>
+                <w:sz w:val="26"/>
+              </w:rPr>
+              <w:t>*Mục tiêu: Kích thích sự tò mò của trẻ về thế giới đa giác quan trên máy tính: chữ viết, hình vẽ và âm thanh.</w:t>
+            </w:r>
+          </w:p>
+          <w:p>
+            <w:pPr>
+              <w:spacing w:after="60" w:line="276" w:lineRule="auto"/>
+            </w:pPr>
+          </w:p>
+          <w:p>
+            <w:pPr>
+              <w:spacing w:after="60" w:line="276" w:lineRule="auto"/>
+            </w:pPr>
+            <w:r>
+              <w:rPr>
+                <w:rFonts w:ascii="Times New Roman" w:hAnsi="Times New Roman"/>
+                <w:b w:val="0"/>
+                <w:i w:val="0"/>
+                <w:color w:val="000000"/>
+                <w:sz w:val="26"/>
+              </w:rPr>
+              <w:t>- HS hào hứng theo dõi đoạn hoạt hình.</w:t>
+            </w:r>
+          </w:p>
+          <w:p>
+            <w:pPr>
+              <w:spacing w:after="60" w:line="276" w:lineRule="auto"/>
+            </w:pPr>
+            <w:r>
+              <w:rPr>
+                <w:rFonts w:ascii="Times New Roman" w:hAnsi="Times New Roman"/>
+                <w:b w:val="0"/>
+                <w:i w:val="0"/>
+                <w:color w:val="000000"/>
+                <w:sz w:val="26"/>
+              </w:rPr>
+              <w:t>- HS trả lời: Mắt con nhìn thấy bạn voi, thấy chữ nhảy múa, tai con nghe thấy tiếng nhạc.</w:t>
+            </w:r>
+          </w:p>
+          <w:p>
+            <w:pPr>
+              <w:spacing w:after="60" w:line="276" w:lineRule="auto"/>
+            </w:pPr>
+            <w:r>
+              <w:rPr>
+                <w:rFonts w:ascii="Times New Roman" w:hAnsi="Times New Roman"/>
+                <w:b w:val="0"/>
+                <w:i w:val="0"/>
+                <w:color w:val="000000"/>
+                <w:sz w:val="26"/>
+              </w:rPr>
+              <w:t>- HS sẵn sàng bước vào bài học mới.</w:t>
             </w:r>
           </w:p>
         </w:tc>
@@ -698,93 +860,248 @@
           </w:tcPr>
           <w:p>
             <w:pPr>
-              <w:spacing w:line="360" w:lineRule="auto" w:after="40"/>
-              <w:jc w:val="left"/>
+              <w:spacing w:after="60" w:line="276" w:lineRule="auto"/>
             </w:pPr>
             <w:r/>
             <w:r>
               <w:rPr>
-                <w:rFonts w:ascii="Times New Roman" w:hAnsi="Times New Roman" w:eastAsia="Times New Roman"/>
-                <w:b w:val="0"/>
-                <w:i w:val="0"/>
-                <w:sz w:val="26"/>
-              </w:rPr>
-              <w:t>GV: Chiếu hình ảnh/video liên quan đến Chữ, hình và âm thanh. Đặt câu hỏi gợi mở.</w:t>
-            </w:r>
-          </w:p>
-          <w:p>
-            <w:pPr>
-              <w:spacing w:line="360" w:lineRule="auto" w:after="40"/>
-              <w:jc w:val="left"/>
-            </w:pPr>
-            <w:r>
-              <w:rPr>
-                <w:rFonts w:ascii="Times New Roman" w:hAnsi="Times New Roman" w:eastAsia="Times New Roman"/>
-                <w:b w:val="0"/>
-                <w:i w:val="0"/>
-                <w:sz w:val="26"/>
-              </w:rPr>
-              <w:t>- GV gọi 2-3 HS trả lời.</w:t>
-            </w:r>
-          </w:p>
-          <w:p>
-            <w:pPr>
-              <w:spacing w:line="360" w:lineRule="auto" w:after="40"/>
-              <w:jc w:val="left"/>
-            </w:pPr>
-            <w:r>
-              <w:rPr>
-                <w:rFonts w:ascii="Times New Roman" w:hAnsi="Times New Roman" w:eastAsia="Times New Roman"/>
-                <w:b w:val="0"/>
-                <w:i w:val="0"/>
-                <w:sz w:val="26"/>
-              </w:rPr>
-              <w:t>- GV nhận xét, dẫn dắt vào bài mới.</w:t>
-            </w:r>
-          </w:p>
-          <w:p>
-            <w:pPr>
-              <w:spacing w:line="360" w:lineRule="auto" w:after="40"/>
-              <w:jc w:val="left"/>
-            </w:pPr>
-            <w:r>
-              <w:rPr>
-                <w:rFonts w:ascii="Times New Roman" w:hAnsi="Times New Roman" w:eastAsia="Times New Roman"/>
-                <w:b w:val="0"/>
-                <w:i w:val="0"/>
-                <w:sz w:val="26"/>
-              </w:rPr>
-              <w:t>HS: Quan sát, suy nghĩ, trả lời câu hỏi.</w:t>
-            </w:r>
-          </w:p>
-          <w:p>
-            <w:pPr>
-              <w:spacing w:line="360" w:lineRule="auto" w:after="40"/>
-              <w:jc w:val="left"/>
-            </w:pPr>
-            <w:r>
-              <w:rPr>
-                <w:rFonts w:ascii="Times New Roman" w:hAnsi="Times New Roman" w:eastAsia="Times New Roman"/>
-                <w:b w:val="0"/>
-                <w:i w:val="0"/>
-                <w:sz w:val="26"/>
-              </w:rPr>
-              <w:t>- Thảo luận nhanh nhóm đôi.</w:t>
-            </w:r>
-          </w:p>
-          <w:p>
-            <w:pPr>
-              <w:spacing w:line="360" w:lineRule="auto" w:after="40"/>
-              <w:jc w:val="left"/>
-            </w:pPr>
-            <w:r>
-              <w:rPr>
-                <w:rFonts w:ascii="Times New Roman" w:hAnsi="Times New Roman" w:eastAsia="Times New Roman"/>
-                <w:b w:val="0"/>
-                <w:i w:val="0"/>
-                <w:sz w:val="26"/>
-              </w:rPr>
-              <w:t>- Mở SGK chuẩn bị bài.</w:t>
+                <w:rFonts w:ascii="Times New Roman" w:hAnsi="Times New Roman"/>
+                <w:b/>
+                <w:i w:val="0"/>
+                <w:color w:val="000000"/>
+                <w:sz w:val="26"/>
+              </w:rPr>
+              <w:t>2. HOẠT ĐỘNG HÌNH THÀNH KIẾN THỨC MỚI (15 phút)</w:t>
+            </w:r>
+          </w:p>
+          <w:p>
+            <w:pPr>
+              <w:spacing w:after="60" w:line="276" w:lineRule="auto"/>
+            </w:pPr>
+            <w:r>
+              <w:rPr>
+                <w:rFonts w:ascii="Times New Roman" w:hAnsi="Times New Roman"/>
+                <w:b/>
+                <w:i/>
+                <w:color w:val="000000"/>
+                <w:sz w:val="26"/>
+              </w:rPr>
+              <w:t>*Mục tiêu: Trẻ nhận diện và phân biệt được 3 dạng thông tin quen thuộc: chữ viết, hình ảnh và âm thanh.</w:t>
+            </w:r>
+          </w:p>
+          <w:p>
+            <w:pPr>
+              <w:spacing w:after="60" w:line="276" w:lineRule="auto"/>
+            </w:pPr>
+          </w:p>
+          <w:p>
+            <w:pPr>
+              <w:spacing w:after="60" w:line="276" w:lineRule="auto"/>
+            </w:pPr>
+            <w:r>
+              <w:rPr>
+                <w:rFonts w:ascii="Times New Roman" w:hAnsi="Times New Roman"/>
+                <w:b/>
+                <w:i/>
+                <w:color w:val="000000"/>
+                <w:sz w:val="26"/>
+              </w:rPr>
+              <w:t>Nội dung 1: Khám phá Chữ, Hình và Âm thanh (8 phút)</w:t>
+            </w:r>
+          </w:p>
+          <w:p>
+            <w:pPr>
+              <w:spacing w:after="60" w:line="276" w:lineRule="auto"/>
+            </w:pPr>
+            <w:r>
+              <w:rPr>
+                <w:rFonts w:ascii="Times New Roman" w:hAnsi="Times New Roman"/>
+                <w:b w:val="0"/>
+                <w:i w:val="0"/>
+                <w:color w:val="000000"/>
+                <w:sz w:val="26"/>
+              </w:rPr>
+              <w:t>GV: Chiếu bức tranh minh họa chiếc máy tính với 3 món quà kỳ diệu.</w:t>
+            </w:r>
+          </w:p>
+          <w:p>
+            <w:pPr>
+              <w:spacing w:before="80" w:after="80"/>
+              <w:jc w:val="center"/>
+            </w:pPr>
+            <w:r>
+              <w:drawing>
+                <wp:inline xmlns:a="http://schemas.openxmlformats.org/drawingml/2006/main" xmlns:pic="http://schemas.openxmlformats.org/drawingml/2006/picture">
+                  <wp:extent cx="2926080" cy="1633161"/>
+                  <wp:docPr id="1" name="Picture 1"/>
+                  <wp:cNvGraphicFramePr>
+                    <a:graphicFrameLocks noChangeAspect="1"/>
+                  </wp:cNvGraphicFramePr>
+                  <a:graphic>
+                    <a:graphicData uri="http://schemas.openxmlformats.org/drawingml/2006/picture">
+                      <pic:pic>
+                        <pic:nvPicPr>
+                          <pic:cNvPr id="0" name="image.jpg"/>
+                          <pic:cNvPicPr/>
+                        </pic:nvPicPr>
+                        <pic:blipFill>
+                          <a:blip r:embed="rId16"/>
+                          <a:stretch>
+                            <a:fillRect/>
+                          </a:stretch>
+                        </pic:blipFill>
+                        <pic:spPr>
+                          <a:xfrm>
+                            <a:off x="0" y="0"/>
+                            <a:ext cx="2926080" cy="1633161"/>
+                          </a:xfrm>
+                          <a:prstGeom prst="rect"/>
+                        </pic:spPr>
+                      </pic:pic>
+                    </a:graphicData>
+                  </a:graphic>
+                </wp:inline>
+              </w:drawing>
+            </w:r>
+          </w:p>
+          <w:p>
+            <w:pPr>
+              <w:spacing w:after="60" w:line="276" w:lineRule="auto"/>
+            </w:pPr>
+            <w:r>
+              <w:rPr>
+                <w:rFonts w:ascii="Times New Roman" w:hAnsi="Times New Roman"/>
+                <w:b w:val="0"/>
+                <w:i w:val="0"/>
+                <w:color w:val="000000"/>
+                <w:sz w:val="26"/>
+              </w:rPr>
+              <w:t>- GV chỉ vào từng món quà:</w:t>
+            </w:r>
+          </w:p>
+          <w:p>
+            <w:pPr>
+              <w:spacing w:after="60" w:line="276" w:lineRule="auto"/>
+            </w:pPr>
+            <w:r>
+              <w:rPr>
+                <w:rFonts w:ascii="Times New Roman" w:hAnsi="Times New Roman"/>
+                <w:b w:val="0"/>
+                <w:i w:val="0"/>
+                <w:color w:val="000000"/>
+                <w:sz w:val="26"/>
+              </w:rPr>
+              <w:t xml:space="preserve">  + Chữ viết: Những chữ cái A, B, C, tên của các con, lời kể chuyện.</w:t>
+            </w:r>
+          </w:p>
+          <w:p>
+            <w:pPr>
+              <w:spacing w:after="60" w:line="276" w:lineRule="auto"/>
+            </w:pPr>
+            <w:r>
+              <w:rPr>
+                <w:rFonts w:ascii="Times New Roman" w:hAnsi="Times New Roman"/>
+                <w:b w:val="0"/>
+                <w:i w:val="0"/>
+                <w:color w:val="000000"/>
+                <w:sz w:val="26"/>
+              </w:rPr>
+              <w:t xml:space="preserve">  + Hình ảnh: Bức tranh cầu vồng, chú cún con, bông hoa xinh đẹp.</w:t>
+            </w:r>
+          </w:p>
+          <w:p>
+            <w:pPr>
+              <w:spacing w:after="60" w:line="276" w:lineRule="auto"/>
+            </w:pPr>
+            <w:r>
+              <w:rPr>
+                <w:rFonts w:ascii="Times New Roman" w:hAnsi="Times New Roman"/>
+                <w:b w:val="0"/>
+                <w:i w:val="0"/>
+                <w:color w:val="000000"/>
+                <w:sz w:val="26"/>
+              </w:rPr>
+              <w:t xml:space="preserve">  + Âm thanh: Tiếng chim hót líu lo, bài hát chúc mừng sinh nhật, lời cô giáo giảng bài.</w:t>
+            </w:r>
+          </w:p>
+          <w:p>
+            <w:pPr>
+              <w:spacing w:after="60" w:line="276" w:lineRule="auto"/>
+            </w:pPr>
+            <w:r>
+              <w:rPr>
+                <w:rFonts w:ascii="Times New Roman" w:hAnsi="Times New Roman"/>
+                <w:b w:val="0"/>
+                <w:i w:val="0"/>
+                <w:color w:val="000000"/>
+                <w:sz w:val="26"/>
+              </w:rPr>
+              <w:t>- GV đặt câu hỏi tương tác: Cái gì phát ra âm thanh cho chúng mình nghe? (Loa máy tính 🔊)</w:t>
+            </w:r>
+          </w:p>
+          <w:p>
+            <w:pPr>
+              <w:spacing w:after="60" w:line="276" w:lineRule="auto"/>
+            </w:pPr>
+          </w:p>
+          <w:p>
+            <w:pPr>
+              <w:spacing w:after="60" w:line="276" w:lineRule="auto"/>
+            </w:pPr>
+            <w:r>
+              <w:rPr>
+                <w:rFonts w:ascii="Times New Roman" w:hAnsi="Times New Roman"/>
+                <w:b/>
+                <w:i/>
+                <w:color w:val="000000"/>
+                <w:sz w:val="26"/>
+              </w:rPr>
+              <w:t>Nội dung 2: Trò chơi Giác quan kỳ diệu (7 phút)</w:t>
+            </w:r>
+          </w:p>
+          <w:p>
+            <w:pPr>
+              <w:spacing w:after="60" w:line="276" w:lineRule="auto"/>
+            </w:pPr>
+            <w:r>
+              <w:rPr>
+                <w:rFonts w:ascii="Times New Roman" w:hAnsi="Times New Roman"/>
+                <w:b w:val="0"/>
+                <w:i w:val="0"/>
+                <w:color w:val="000000"/>
+                <w:sz w:val="26"/>
+              </w:rPr>
+              <w:t>- GV làm động tác: Chỉ tay lên mắt ➔ Hỏi: Mắt dùng để xem gì? (Chữ và Hình ảnh).</w:t>
+            </w:r>
+          </w:p>
+          <w:p>
+            <w:pPr>
+              <w:spacing w:after="60" w:line="276" w:lineRule="auto"/>
+            </w:pPr>
+            <w:r>
+              <w:rPr>
+                <w:rFonts w:ascii="Times New Roman" w:hAnsi="Times New Roman"/>
+                <w:b w:val="0"/>
+                <w:i w:val="0"/>
+                <w:color w:val="000000"/>
+                <w:sz w:val="26"/>
+              </w:rPr>
+              <w:t>- GV đưa tay lên tai ➔ Hỏi: Tai dùng để nghe gì? (Âm thanh).</w:t>
+            </w:r>
+          </w:p>
+          <w:p>
+            <w:pPr>
+              <w:spacing w:after="60" w:line="276" w:lineRule="auto"/>
+            </w:pPr>
+            <w:r>
+              <w:rPr>
+                <w:rFonts w:ascii="Times New Roman" w:hAnsi="Times New Roman"/>
+                <w:b w:val="0"/>
+                <w:i w:val="0"/>
+                <w:color w:val="000000"/>
+                <w:sz w:val="26"/>
+              </w:rPr>
+              <w:t>- GV cho cả lớp cùng hô to và làm theo nhịp điệu.</w:t>
             </w:r>
           </w:p>
         </w:tc>
@@ -800,33 +1117,128 @@
           </w:tcPr>
           <w:p>
             <w:pPr>
-              <w:spacing w:line="360" w:lineRule="auto" w:after="40"/>
-              <w:jc w:val="left"/>
+              <w:spacing w:after="60" w:line="276" w:lineRule="auto"/>
             </w:pPr>
             <w:r/>
             <w:r>
               <w:rPr>
-                <w:rFonts w:ascii="Times New Roman" w:hAnsi="Times New Roman" w:eastAsia="Times New Roman"/>
-                <w:b w:val="0"/>
-                <w:i w:val="0"/>
-                <w:sz w:val="26"/>
-              </w:rPr>
-              <w:t>HS xác định được vấn đề bài học.</w:t>
-            </w:r>
-          </w:p>
-          <w:p>
-            <w:pPr>
-              <w:spacing w:line="360" w:lineRule="auto" w:after="40"/>
-              <w:jc w:val="left"/>
-            </w:pPr>
-            <w:r>
-              <w:rPr>
-                <w:rFonts w:ascii="Times New Roman" w:hAnsi="Times New Roman" w:eastAsia="Times New Roman"/>
-                <w:b w:val="0"/>
-                <w:i w:val="0"/>
-                <w:sz w:val="26"/>
-              </w:rPr>
-              <w:t>HS hứng thú với nội dung mới.</w:t>
+                <w:rFonts w:ascii="Times New Roman" w:hAnsi="Times New Roman"/>
+                <w:b/>
+                <w:i w:val="0"/>
+                <w:color w:val="000000"/>
+                <w:sz w:val="26"/>
+              </w:rPr>
+              <w:t>2. HOẠT ĐỘNG HÌNH THÀNH KIẾN THỨC MỚI (15 phút)</w:t>
+            </w:r>
+          </w:p>
+          <w:p>
+            <w:pPr>
+              <w:spacing w:after="60" w:line="276" w:lineRule="auto"/>
+            </w:pPr>
+            <w:r>
+              <w:rPr>
+                <w:rFonts w:ascii="Times New Roman" w:hAnsi="Times New Roman"/>
+                <w:b/>
+                <w:i/>
+                <w:color w:val="000000"/>
+                <w:sz w:val="26"/>
+              </w:rPr>
+              <w:t>*Mục tiêu: Trẻ nhận diện và phân biệt được 3 dạng thông tin quen thuộc: chữ viết, hình ảnh và âm thanh.</w:t>
+            </w:r>
+          </w:p>
+          <w:p>
+            <w:pPr>
+              <w:spacing w:after="60" w:line="276" w:lineRule="auto"/>
+            </w:pPr>
+          </w:p>
+          <w:p>
+            <w:pPr>
+              <w:spacing w:after="60" w:line="276" w:lineRule="auto"/>
+            </w:pPr>
+            <w:r>
+              <w:rPr>
+                <w:rFonts w:ascii="Times New Roman" w:hAnsi="Times New Roman"/>
+                <w:b w:val="0"/>
+                <w:i w:val="0"/>
+                <w:color w:val="000000"/>
+                <w:sz w:val="26"/>
+              </w:rPr>
+              <w:t>- HS quan sát màn hình và chỉ tay theo hướng dẫn của GV.</w:t>
+            </w:r>
+          </w:p>
+          <w:p>
+            <w:pPr>
+              <w:spacing w:after="60" w:line="276" w:lineRule="auto"/>
+            </w:pPr>
+            <w:r>
+              <w:rPr>
+                <w:rFonts w:ascii="Times New Roman" w:hAnsi="Times New Roman"/>
+                <w:b w:val="0"/>
+                <w:i w:val="0"/>
+                <w:color w:val="000000"/>
+                <w:sz w:val="26"/>
+              </w:rPr>
+              <w:t>- HS nhận biết:</w:t>
+            </w:r>
+          </w:p>
+          <w:p>
+            <w:pPr>
+              <w:spacing w:after="60" w:line="276" w:lineRule="auto"/>
+            </w:pPr>
+            <w:r>
+              <w:rPr>
+                <w:rFonts w:ascii="Times New Roman" w:hAnsi="Times New Roman"/>
+                <w:b w:val="0"/>
+                <w:i w:val="0"/>
+                <w:color w:val="000000"/>
+                <w:sz w:val="26"/>
+              </w:rPr>
+              <w:t xml:space="preserve">  + Chữ cái A, B, C giúp đọc truyện.</w:t>
+            </w:r>
+          </w:p>
+          <w:p>
+            <w:pPr>
+              <w:spacing w:after="60" w:line="276" w:lineRule="auto"/>
+            </w:pPr>
+            <w:r>
+              <w:rPr>
+                <w:rFonts w:ascii="Times New Roman" w:hAnsi="Times New Roman"/>
+                <w:b w:val="0"/>
+                <w:i w:val="0"/>
+                <w:color w:val="000000"/>
+                <w:sz w:val="26"/>
+              </w:rPr>
+              <w:t xml:space="preserve">  + Tranh cầu vồng là Hình ảnh.</w:t>
+            </w:r>
+          </w:p>
+          <w:p>
+            <w:pPr>
+              <w:spacing w:after="60" w:line="276" w:lineRule="auto"/>
+            </w:pPr>
+            <w:r>
+              <w:rPr>
+                <w:rFonts w:ascii="Times New Roman" w:hAnsi="Times New Roman"/>
+                <w:b w:val="0"/>
+                <w:i w:val="0"/>
+                <w:color w:val="000000"/>
+                <w:sz w:val="26"/>
+              </w:rPr>
+              <w:t xml:space="preserve">  + Tiếng nhạc phát ra từ Loa là Âm thanh.</w:t>
+            </w:r>
+          </w:p>
+          <w:p>
+            <w:pPr>
+              <w:spacing w:after="60" w:line="276" w:lineRule="auto"/>
+            </w:pPr>
+            <w:r>
+              <w:rPr>
+                <w:rFonts w:ascii="Times New Roman" w:hAnsi="Times New Roman"/>
+                <w:b w:val="0"/>
+                <w:i w:val="0"/>
+                <w:color w:val="000000"/>
+                <w:sz w:val="26"/>
+              </w:rPr>
+              <w:t>- HS hào hứng chơi trò chỉ mắt nhìn hình, tai nghe âm thanh.</w:t>
             </w:r>
           </w:p>
         </w:tc>
@@ -845,33 +1257,113 @@
           </w:tcPr>
           <w:p>
             <w:pPr>
-              <w:spacing w:line="360" w:lineRule="auto" w:after="40"/>
-              <w:jc w:val="left"/>
+              <w:spacing w:after="60" w:line="276" w:lineRule="auto"/>
             </w:pPr>
             <w:r/>
             <w:r>
               <w:rPr>
-                <w:rFonts w:ascii="Times New Roman" w:hAnsi="Times New Roman" w:eastAsia="Times New Roman"/>
+                <w:rFonts w:ascii="Times New Roman" w:hAnsi="Times New Roman"/>
                 <w:b/>
                 <w:i w:val="0"/>
-                <w:sz w:val="26"/>
-              </w:rPr>
-              <w:t>2. HOẠT ĐỘNG HÌNH THÀNH KIẾN THỨC MỚI (15 phút)</w:t>
-            </w:r>
-          </w:p>
-          <w:p>
-            <w:pPr>
-              <w:spacing w:line="360" w:lineRule="auto" w:after="40"/>
-              <w:jc w:val="left"/>
-            </w:pPr>
-            <w:r>
-              <w:rPr>
-                <w:rFonts w:ascii="Times New Roman" w:hAnsi="Times New Roman" w:eastAsia="Times New Roman"/>
+                <w:color w:val="000000"/>
+                <w:sz w:val="26"/>
+              </w:rPr>
+              <w:t>3. HĐ LUYỆN TẬP-THỰC HÀNH (10 phút)</w:t>
+            </w:r>
+          </w:p>
+          <w:p>
+            <w:pPr>
+              <w:spacing w:after="60" w:line="276" w:lineRule="auto"/>
+            </w:pPr>
+            <w:r>
+              <w:rPr>
+                <w:rFonts w:ascii="Times New Roman" w:hAnsi="Times New Roman"/>
                 <w:b/>
-                <w:i w:val="0"/>
-                <w:sz w:val="26"/>
-              </w:rPr>
-              <w:t>*Mục tiêu: HS nắm được các khái niệm, quy trình và thao tác kỹ thuật của bài Chữ, hình và âm thanh.</w:t>
+                <w:i/>
+                <w:color w:val="000000"/>
+                <w:sz w:val="26"/>
+              </w:rPr>
+              <w:t>*Mục tiêu: Trẻ thực hành chỉ đúng dạng thông tin khi GV chiếu hình ảnh hoặc phát âm thanh.</w:t>
+            </w:r>
+          </w:p>
+          <w:p>
+            <w:pPr>
+              <w:spacing w:after="60" w:line="276" w:lineRule="auto"/>
+            </w:pPr>
+          </w:p>
+          <w:p>
+            <w:pPr>
+              <w:spacing w:after="60" w:line="276" w:lineRule="auto"/>
+            </w:pPr>
+            <w:r>
+              <w:rPr>
+                <w:rFonts w:ascii="Times New Roman" w:hAnsi="Times New Roman"/>
+                <w:b w:val="0"/>
+                <w:i w:val="0"/>
+                <w:color w:val="000000"/>
+                <w:sz w:val="26"/>
+              </w:rPr>
+              <w:t>- HS tích cực giơ tay và đồng thanh trả lời:</w:t>
+            </w:r>
+          </w:p>
+          <w:p>
+            <w:pPr>
+              <w:spacing w:after="60" w:line="276" w:lineRule="auto"/>
+            </w:pPr>
+            <w:r>
+              <w:rPr>
+                <w:rFonts w:ascii="Times New Roman" w:hAnsi="Times New Roman"/>
+                <w:b w:val="0"/>
+                <w:i w:val="0"/>
+                <w:color w:val="000000"/>
+                <w:sz w:val="26"/>
+              </w:rPr>
+              <w:t xml:space="preserve">  + Bông hoa ➔ Hình ảnh!</w:t>
+            </w:r>
+          </w:p>
+          <w:p>
+            <w:pPr>
+              <w:spacing w:after="60" w:line="276" w:lineRule="auto"/>
+            </w:pPr>
+            <w:r>
+              <w:rPr>
+                <w:rFonts w:ascii="Times New Roman" w:hAnsi="Times New Roman"/>
+                <w:b w:val="0"/>
+                <w:i w:val="0"/>
+                <w:color w:val="000000"/>
+                <w:sz w:val="26"/>
+              </w:rPr>
+              <w:t xml:space="preserve">  + Tiếng còi tàu ➔ Âm thanh!</w:t>
+            </w:r>
+          </w:p>
+          <w:p>
+            <w:pPr>
+              <w:spacing w:after="60" w:line="276" w:lineRule="auto"/>
+            </w:pPr>
+            <w:r>
+              <w:rPr>
+                <w:rFonts w:ascii="Times New Roman" w:hAnsi="Times New Roman"/>
+                <w:b w:val="0"/>
+                <w:i w:val="0"/>
+                <w:color w:val="000000"/>
+                <w:sz w:val="26"/>
+              </w:rPr>
+              <w:t xml:space="preserve">  + Chữ MẸ YÊU ➔ Chữ viết!</w:t>
+            </w:r>
+          </w:p>
+          <w:p>
+            <w:pPr>
+              <w:spacing w:after="60" w:line="276" w:lineRule="auto"/>
+            </w:pPr>
+            <w:r>
+              <w:rPr>
+                <w:rFonts w:ascii="Times New Roman" w:hAnsi="Times New Roman"/>
+                <w:b w:val="0"/>
+                <w:i w:val="0"/>
+                <w:color w:val="000000"/>
+                <w:sz w:val="26"/>
+              </w:rPr>
+              <w:t>- Cả lớp phấn khởi khi trả lời chính xác.</w:t>
             </w:r>
           </w:p>
         </w:tc>
@@ -889,93 +1381,83 @@
           </w:tcPr>
           <w:p>
             <w:pPr>
-              <w:spacing w:line="360" w:lineRule="auto" w:after="40"/>
-              <w:jc w:val="left"/>
+              <w:spacing w:after="60" w:line="276" w:lineRule="auto"/>
             </w:pPr>
             <w:r/>
             <w:r>
               <w:rPr>
-                <w:rFonts w:ascii="Times New Roman" w:hAnsi="Times New Roman" w:eastAsia="Times New Roman"/>
-                <w:b w:val="0"/>
-                <w:i w:val="0"/>
-                <w:sz w:val="26"/>
-              </w:rPr>
-              <w:t>GV: Hướng dẫn HS đọc SGK, trình chiếu thao tác mẫu.</w:t>
-            </w:r>
-          </w:p>
-          <w:p>
-            <w:pPr>
-              <w:spacing w:line="360" w:lineRule="auto" w:after="40"/>
-              <w:jc w:val="left"/>
-            </w:pPr>
-            <w:r>
-              <w:rPr>
-                <w:rFonts w:ascii="Times New Roman" w:hAnsi="Times New Roman" w:eastAsia="Times New Roman"/>
-                <w:b w:val="0"/>
-                <w:i w:val="0"/>
-                <w:sz w:val="26"/>
-              </w:rPr>
-              <w:t>- Nhấn mạnh các lưu ý và lỗi thường gặp.</w:t>
-            </w:r>
-          </w:p>
-          <w:p>
-            <w:pPr>
-              <w:spacing w:line="360" w:lineRule="auto" w:after="40"/>
-              <w:jc w:val="left"/>
-            </w:pPr>
-            <w:r>
-              <w:rPr>
-                <w:rFonts w:ascii="Times New Roman" w:hAnsi="Times New Roman" w:eastAsia="Times New Roman"/>
-                <w:b w:val="0"/>
-                <w:i w:val="0"/>
-                <w:sz w:val="26"/>
-              </w:rPr>
-              <w:t>- Gọi HS lên thực hiện lại thao tác mẫu.</w:t>
-            </w:r>
-          </w:p>
-          <w:p>
-            <w:pPr>
-              <w:spacing w:line="360" w:lineRule="auto" w:after="40"/>
-              <w:jc w:val="left"/>
-            </w:pPr>
-            <w:r>
-              <w:rPr>
-                <w:rFonts w:ascii="Times New Roman" w:hAnsi="Times New Roman" w:eastAsia="Times New Roman"/>
-                <w:b w:val="0"/>
-                <w:i w:val="0"/>
-                <w:sz w:val="26"/>
-              </w:rPr>
-              <w:t>HS: Theo dõi hướng dẫn, ghi chép kiến thức.</w:t>
-            </w:r>
-          </w:p>
-          <w:p>
-            <w:pPr>
-              <w:spacing w:line="360" w:lineRule="auto" w:after="40"/>
-              <w:jc w:val="left"/>
-            </w:pPr>
-            <w:r>
-              <w:rPr>
-                <w:rFonts w:ascii="Times New Roman" w:hAnsi="Times New Roman" w:eastAsia="Times New Roman"/>
-                <w:b w:val="0"/>
-                <w:i w:val="0"/>
-                <w:sz w:val="26"/>
-              </w:rPr>
-              <w:t>- Đặt câu hỏi khi chưa hiểu.</w:t>
-            </w:r>
-          </w:p>
-          <w:p>
-            <w:pPr>
-              <w:spacing w:line="360" w:lineRule="auto" w:after="40"/>
-              <w:jc w:val="left"/>
-            </w:pPr>
-            <w:r>
-              <w:rPr>
-                <w:rFonts w:ascii="Times New Roman" w:hAnsi="Times New Roman" w:eastAsia="Times New Roman"/>
-                <w:b w:val="0"/>
-                <w:i w:val="0"/>
-                <w:sz w:val="26"/>
-              </w:rPr>
-              <w:t>- Thực hiện thao tác mẫu khi được gọi.</w:t>
+                <w:rFonts w:ascii="Times New Roman" w:hAnsi="Times New Roman"/>
+                <w:b/>
+                <w:i w:val="0"/>
+                <w:color w:val="000000"/>
+                <w:sz w:val="26"/>
+              </w:rPr>
+              <w:t>4. HOẠT ĐỘNG VẬN DỤNG, TRẢI NGHIỆM (5 phút)</w:t>
+            </w:r>
+          </w:p>
+          <w:p>
+            <w:pPr>
+              <w:spacing w:after="60" w:line="276" w:lineRule="auto"/>
+            </w:pPr>
+            <w:r>
+              <w:rPr>
+                <w:rFonts w:ascii="Times New Roman" w:hAnsi="Times New Roman"/>
+                <w:b/>
+                <w:i/>
+                <w:color w:val="000000"/>
+                <w:sz w:val="26"/>
+              </w:rPr>
+              <w:t>*Mục tiêu: Trẻ liên hệ thực tế ở lớp và ở nhà về chữ, tranh ảnh và âm thanh xung quanh.</w:t>
+            </w:r>
+          </w:p>
+          <w:p>
+            <w:pPr>
+              <w:spacing w:after="60" w:line="276" w:lineRule="auto"/>
+            </w:pPr>
+          </w:p>
+          <w:p>
+            <w:pPr>
+              <w:spacing w:after="60" w:line="276" w:lineRule="auto"/>
+            </w:pPr>
+            <w:r>
+              <w:rPr>
+                <w:rFonts w:ascii="Times New Roman" w:hAnsi="Times New Roman"/>
+                <w:b w:val="0"/>
+                <w:i w:val="0"/>
+                <w:color w:val="000000"/>
+                <w:sz w:val="26"/>
+              </w:rPr>
+              <w:t>- GV hỏi: Về nhà, khi xem tivi hoặc điện thoại cùng bố mẹ, con hãy chỉ cho bố mẹ biết đâu là chữ, đâu là hình và đâu là tiếng nhạc nhé!</w:t>
+            </w:r>
+          </w:p>
+          <w:p>
+            <w:pPr>
+              <w:spacing w:after="60" w:line="276" w:lineRule="auto"/>
+            </w:pPr>
+            <w:r>
+              <w:rPr>
+                <w:rFonts w:ascii="Times New Roman" w:hAnsi="Times New Roman"/>
+                <w:b w:val="0"/>
+                <w:i w:val="0"/>
+                <w:color w:val="000000"/>
+                <w:sz w:val="26"/>
+              </w:rPr>
+              <w:t>- GV dặn dò: Không nghe âm thanh quá to và không ngồi sát màn hình.</w:t>
+            </w:r>
+          </w:p>
+          <w:p>
+            <w:pPr>
+              <w:spacing w:after="60" w:line="276" w:lineRule="auto"/>
+            </w:pPr>
+            <w:r>
+              <w:rPr>
+                <w:rFonts w:ascii="Times New Roman" w:hAnsi="Times New Roman"/>
+                <w:b w:val="0"/>
+                <w:i w:val="0"/>
+                <w:color w:val="000000"/>
+                <w:sz w:val="26"/>
+              </w:rPr>
+              <w:t>- GV hướng dẫn xếp ghế gọn gàng trước khi ra khỏi phòng học.</w:t>
             </w:r>
           </w:p>
         </w:tc>
@@ -991,33 +1473,68 @@
           </w:tcPr>
           <w:p>
             <w:pPr>
-              <w:spacing w:line="360" w:lineRule="auto" w:after="40"/>
-              <w:jc w:val="left"/>
+              <w:spacing w:after="60" w:line="276" w:lineRule="auto"/>
             </w:pPr>
             <w:r/>
             <w:r>
               <w:rPr>
-                <w:rFonts w:ascii="Times New Roman" w:hAnsi="Times New Roman" w:eastAsia="Times New Roman"/>
-                <w:b w:val="0"/>
-                <w:i w:val="0"/>
-                <w:sz w:val="26"/>
-              </w:rPr>
-              <w:t>HS ghi nhớ kiến thức chuẩn.</w:t>
-            </w:r>
-          </w:p>
-          <w:p>
-            <w:pPr>
-              <w:spacing w:line="360" w:lineRule="auto" w:after="40"/>
-              <w:jc w:val="left"/>
-            </w:pPr>
-            <w:r>
-              <w:rPr>
-                <w:rFonts w:ascii="Times New Roman" w:hAnsi="Times New Roman" w:eastAsia="Times New Roman"/>
-                <w:b w:val="0"/>
-                <w:i w:val="0"/>
-                <w:sz w:val="26"/>
-              </w:rPr>
-              <w:t>HS nắm được quy trình thao tác.</w:t>
+                <w:rFonts w:ascii="Times New Roman" w:hAnsi="Times New Roman"/>
+                <w:b/>
+                <w:i w:val="0"/>
+                <w:color w:val="000000"/>
+                <w:sz w:val="26"/>
+              </w:rPr>
+              <w:t>4. HOẠT ĐỘNG VẬN DỤNG, TRẢI NGHIỆM (5 phút)</w:t>
+            </w:r>
+          </w:p>
+          <w:p>
+            <w:pPr>
+              <w:spacing w:after="60" w:line="276" w:lineRule="auto"/>
+            </w:pPr>
+            <w:r>
+              <w:rPr>
+                <w:rFonts w:ascii="Times New Roman" w:hAnsi="Times New Roman"/>
+                <w:b/>
+                <w:i/>
+                <w:color w:val="000000"/>
+                <w:sz w:val="26"/>
+              </w:rPr>
+              <w:t>*Mục tiêu: Trẻ liên hệ thực tế ở lớp và ở nhà về chữ, tranh ảnh và âm thanh xung quanh.</w:t>
+            </w:r>
+          </w:p>
+          <w:p>
+            <w:pPr>
+              <w:spacing w:after="60" w:line="276" w:lineRule="auto"/>
+            </w:pPr>
+          </w:p>
+          <w:p>
+            <w:pPr>
+              <w:spacing w:after="60" w:line="276" w:lineRule="auto"/>
+            </w:pPr>
+            <w:r>
+              <w:rPr>
+                <w:rFonts w:ascii="Times New Roman" w:hAnsi="Times New Roman"/>
+                <w:b w:val="0"/>
+                <w:i w:val="0"/>
+                <w:color w:val="000000"/>
+                <w:sz w:val="26"/>
+              </w:rPr>
+              <w:t>- HS ghi nhớ lời dặn của cô giáo.</w:t>
+            </w:r>
+          </w:p>
+          <w:p>
+            <w:pPr>
+              <w:spacing w:after="60" w:line="276" w:lineRule="auto"/>
+            </w:pPr>
+            <w:r>
+              <w:rPr>
+                <w:rFonts w:ascii="Times New Roman" w:hAnsi="Times New Roman"/>
+                <w:b w:val="0"/>
+                <w:i w:val="0"/>
+                <w:color w:val="000000"/>
+                <w:sz w:val="26"/>
+              </w:rPr>
+              <w:t>- HS cùng cô xếp gọn ghế và thu dọn đồ dùng học tập.</w:t>
             </w:r>
           </w:p>
         </w:tc>
@@ -1039,10 +1556,15 @@
               <w:spacing w:line="360" w:lineRule="auto" w:after="40"/>
               <w:jc w:val="left"/>
             </w:pPr>
-            <w:r/>
-            <w:r>
-              <w:rPr>
-                <w:rFonts w:ascii="Times New Roman" w:hAnsi="Times New Roman" w:eastAsia="Times New Roman"/>
+            <w:r>
+              <w:rPr>
+                <w:rFonts w:ascii="Times New Roman" w:hAnsi="Times New Roman" w:cs="Times New Roman"/>
+                <w:sz w:val="26"/>
+              </w:rPr>
+            </w:r>
+            <w:r>
+              <w:rPr>
+                <w:rFonts w:ascii="Times New Roman" w:hAnsi="Times New Roman" w:eastAsia="Times New Roman" w:cs="Times New Roman"/>
                 <w:b/>
                 <w:i w:val="0"/>
                 <w:sz w:val="26"/>
@@ -1057,7 +1579,7 @@
             </w:pPr>
             <w:r>
               <w:rPr>
-                <w:rFonts w:ascii="Times New Roman" w:hAnsi="Times New Roman" w:eastAsia="Times New Roman"/>
+                <w:rFonts w:ascii="Times New Roman" w:hAnsi="Times New Roman" w:eastAsia="Times New Roman" w:cs="Times New Roman"/>
                 <w:b/>
                 <w:i w:val="0"/>
                 <w:sz w:val="26"/>
@@ -1083,10 +1605,15 @@
               <w:spacing w:line="360" w:lineRule="auto" w:after="40"/>
               <w:jc w:val="left"/>
             </w:pPr>
-            <w:r/>
-            <w:r>
-              <w:rPr>
-                <w:rFonts w:ascii="Times New Roman" w:hAnsi="Times New Roman" w:eastAsia="Times New Roman"/>
+            <w:r>
+              <w:rPr>
+                <w:rFonts w:ascii="Times New Roman" w:hAnsi="Times New Roman" w:cs="Times New Roman"/>
+                <w:sz w:val="26"/>
+              </w:rPr>
+            </w:r>
+            <w:r>
+              <w:rPr>
+                <w:rFonts w:ascii="Times New Roman" w:hAnsi="Times New Roman" w:eastAsia="Times New Roman" w:cs="Times New Roman"/>
                 <w:b w:val="0"/>
                 <w:i w:val="0"/>
                 <w:sz w:val="26"/>
@@ -1101,7 +1628,7 @@
             </w:pPr>
             <w:r>
               <w:rPr>
-                <w:rFonts w:ascii="Times New Roman" w:hAnsi="Times New Roman" w:eastAsia="Times New Roman"/>
+                <w:rFonts w:ascii="Times New Roman" w:hAnsi="Times New Roman" w:eastAsia="Times New Roman" w:cs="Times New Roman"/>
                 <w:b w:val="0"/>
                 <w:i w:val="0"/>
                 <w:sz w:val="26"/>
@@ -1116,7 +1643,7 @@
             </w:pPr>
             <w:r>
               <w:rPr>
-                <w:rFonts w:ascii="Times New Roman" w:hAnsi="Times New Roman" w:eastAsia="Times New Roman"/>
+                <w:rFonts w:ascii="Times New Roman" w:hAnsi="Times New Roman" w:eastAsia="Times New Roman" w:cs="Times New Roman"/>
                 <w:b w:val="0"/>
                 <w:i w:val="0"/>
                 <w:sz w:val="26"/>
@@ -1131,7 +1658,7 @@
             </w:pPr>
             <w:r>
               <w:rPr>
-                <w:rFonts w:ascii="Times New Roman" w:hAnsi="Times New Roman" w:eastAsia="Times New Roman"/>
+                <w:rFonts w:ascii="Times New Roman" w:hAnsi="Times New Roman" w:eastAsia="Times New Roman" w:cs="Times New Roman"/>
                 <w:b w:val="0"/>
                 <w:i w:val="0"/>
                 <w:sz w:val="26"/>
@@ -1146,7 +1673,7 @@
             </w:pPr>
             <w:r>
               <w:rPr>
-                <w:rFonts w:ascii="Times New Roman" w:hAnsi="Times New Roman" w:eastAsia="Times New Roman"/>
+                <w:rFonts w:ascii="Times New Roman" w:hAnsi="Times New Roman" w:eastAsia="Times New Roman" w:cs="Times New Roman"/>
                 <w:b w:val="0"/>
                 <w:i w:val="0"/>
                 <w:sz w:val="26"/>
@@ -1161,7 +1688,7 @@
             </w:pPr>
             <w:r>
               <w:rPr>
-                <w:rFonts w:ascii="Times New Roman" w:hAnsi="Times New Roman" w:eastAsia="Times New Roman"/>
+                <w:rFonts w:ascii="Times New Roman" w:hAnsi="Times New Roman" w:eastAsia="Times New Roman" w:cs="Times New Roman"/>
                 <w:b w:val="0"/>
                 <w:i w:val="0"/>
                 <w:sz w:val="26"/>
@@ -1185,10 +1712,15 @@
               <w:spacing w:line="360" w:lineRule="auto" w:after="40"/>
               <w:jc w:val="left"/>
             </w:pPr>
-            <w:r/>
-            <w:r>
-              <w:rPr>
-                <w:rFonts w:ascii="Times New Roman" w:hAnsi="Times New Roman" w:eastAsia="Times New Roman"/>
+            <w:r>
+              <w:rPr>
+                <w:rFonts w:ascii="Times New Roman" w:hAnsi="Times New Roman" w:cs="Times New Roman"/>
+                <w:sz w:val="26"/>
+              </w:rPr>
+            </w:r>
+            <w:r>
+              <w:rPr>
+                <w:rFonts w:ascii="Times New Roman" w:hAnsi="Times New Roman" w:eastAsia="Times New Roman" w:cs="Times New Roman"/>
                 <w:b w:val="0"/>
                 <w:i w:val="0"/>
                 <w:sz w:val="26"/>
@@ -1203,7 +1735,7 @@
             </w:pPr>
             <w:r>
               <w:rPr>
-                <w:rFonts w:ascii="Times New Roman" w:hAnsi="Times New Roman" w:eastAsia="Times New Roman"/>
+                <w:rFonts w:ascii="Times New Roman" w:hAnsi="Times New Roman" w:eastAsia="Times New Roman" w:cs="Times New Roman"/>
                 <w:b w:val="0"/>
                 <w:i w:val="0"/>
                 <w:sz w:val="26"/>
@@ -1230,10 +1762,15 @@
               <w:spacing w:line="360" w:lineRule="auto" w:after="40"/>
               <w:jc w:val="left"/>
             </w:pPr>
-            <w:r/>
-            <w:r>
-              <w:rPr>
-                <w:rFonts w:ascii="Times New Roman" w:hAnsi="Times New Roman" w:eastAsia="Times New Roman"/>
+            <w:r>
+              <w:rPr>
+                <w:rFonts w:ascii="Times New Roman" w:hAnsi="Times New Roman" w:cs="Times New Roman"/>
+                <w:sz w:val="26"/>
+              </w:rPr>
+            </w:r>
+            <w:r>
+              <w:rPr>
+                <w:rFonts w:ascii="Times New Roman" w:hAnsi="Times New Roman" w:eastAsia="Times New Roman" w:cs="Times New Roman"/>
                 <w:b/>
                 <w:i w:val="0"/>
                 <w:sz w:val="26"/>
@@ -1259,10 +1796,15 @@
               <w:spacing w:line="360" w:lineRule="auto" w:after="40"/>
               <w:jc w:val="left"/>
             </w:pPr>
-            <w:r/>
-            <w:r>
-              <w:rPr>
-                <w:rFonts w:ascii="Times New Roman" w:hAnsi="Times New Roman" w:eastAsia="Times New Roman"/>
+            <w:r>
+              <w:rPr>
+                <w:rFonts w:ascii="Times New Roman" w:hAnsi="Times New Roman" w:cs="Times New Roman"/>
+                <w:sz w:val="26"/>
+              </w:rPr>
+            </w:r>
+            <w:r>
+              <w:rPr>
+                <w:rFonts w:ascii="Times New Roman" w:hAnsi="Times New Roman" w:eastAsia="Times New Roman" w:cs="Times New Roman"/>
                 <w:b w:val="0"/>
                 <w:i w:val="0"/>
                 <w:sz w:val="26"/>
@@ -1277,7 +1819,7 @@
             </w:pPr>
             <w:r>
               <w:rPr>
-                <w:rFonts w:ascii="Times New Roman" w:hAnsi="Times New Roman" w:eastAsia="Times New Roman"/>
+                <w:rFonts w:ascii="Times New Roman" w:hAnsi="Times New Roman" w:eastAsia="Times New Roman" w:cs="Times New Roman"/>
                 <w:b w:val="0"/>
                 <w:i w:val="0"/>
                 <w:sz w:val="26"/>
@@ -1292,7 +1834,7 @@
             </w:pPr>
             <w:r>
               <w:rPr>
-                <w:rFonts w:ascii="Times New Roman" w:hAnsi="Times New Roman" w:eastAsia="Times New Roman"/>
+                <w:rFonts w:ascii="Times New Roman" w:hAnsi="Times New Roman" w:eastAsia="Times New Roman" w:cs="Times New Roman"/>
                 <w:b w:val="0"/>
                 <w:i w:val="0"/>
                 <w:sz w:val="26"/>
@@ -1307,7 +1849,7 @@
             </w:pPr>
             <w:r>
               <w:rPr>
-                <w:rFonts w:ascii="Times New Roman" w:hAnsi="Times New Roman" w:eastAsia="Times New Roman"/>
+                <w:rFonts w:ascii="Times New Roman" w:hAnsi="Times New Roman" w:eastAsia="Times New Roman" w:cs="Times New Roman"/>
                 <w:b w:val="0"/>
                 <w:i w:val="0"/>
                 <w:sz w:val="26"/>
@@ -1322,7 +1864,7 @@
             </w:pPr>
             <w:r>
               <w:rPr>
-                <w:rFonts w:ascii="Times New Roman" w:hAnsi="Times New Roman" w:eastAsia="Times New Roman"/>
+                <w:rFonts w:ascii="Times New Roman" w:hAnsi="Times New Roman" w:eastAsia="Times New Roman" w:cs="Times New Roman"/>
                 <w:b w:val="0"/>
                 <w:i w:val="0"/>
                 <w:sz w:val="26"/>
@@ -1337,7 +1879,7 @@
             </w:pPr>
             <w:r>
               <w:rPr>
-                <w:rFonts w:ascii="Times New Roman" w:hAnsi="Times New Roman" w:eastAsia="Times New Roman"/>
+                <w:rFonts w:ascii="Times New Roman" w:hAnsi="Times New Roman" w:eastAsia="Times New Roman" w:cs="Times New Roman"/>
                 <w:b w:val="0"/>
                 <w:i w:val="0"/>
                 <w:sz w:val="26"/>
@@ -1361,10 +1903,15 @@
               <w:spacing w:line="360" w:lineRule="auto" w:after="40"/>
               <w:jc w:val="left"/>
             </w:pPr>
-            <w:r/>
-            <w:r>
-              <w:rPr>
-                <w:rFonts w:ascii="Times New Roman" w:hAnsi="Times New Roman" w:eastAsia="Times New Roman"/>
+            <w:r>
+              <w:rPr>
+                <w:rFonts w:ascii="Times New Roman" w:hAnsi="Times New Roman" w:cs="Times New Roman"/>
+                <w:sz w:val="26"/>
+              </w:rPr>
+            </w:r>
+            <w:r>
+              <w:rPr>
+                <w:rFonts w:ascii="Times New Roman" w:hAnsi="Times New Roman" w:eastAsia="Times New Roman" w:cs="Times New Roman"/>
                 <w:b w:val="0"/>
                 <w:i w:val="0"/>
                 <w:sz w:val="26"/>
@@ -1379,7 +1926,7 @@
             </w:pPr>
             <w:r>
               <w:rPr>
-                <w:rFonts w:ascii="Times New Roman" w:hAnsi="Times New Roman" w:eastAsia="Times New Roman"/>
+                <w:rFonts w:ascii="Times New Roman" w:hAnsi="Times New Roman" w:eastAsia="Times New Roman" w:cs="Times New Roman"/>
                 <w:b w:val="0"/>
                 <w:i w:val="0"/>
                 <w:sz w:val="26"/>
@@ -1403,7 +1950,7 @@
       </w:pPr>
       <w:r>
         <w:rPr>
-          <w:rFonts w:ascii="Times New Roman" w:hAnsi="Times New Roman" w:eastAsia="Times New Roman"/>
+          <w:rFonts w:ascii="Times New Roman" w:hAnsi="Times New Roman" w:eastAsia="Times New Roman" w:cs="Times New Roman"/>
           <w:b/>
           <w:i w:val="0"/>
           <w:sz w:val="26"/>
@@ -1418,7 +1965,7 @@
       </w:pPr>
       <w:r>
         <w:rPr>
-          <w:rFonts w:ascii="Times New Roman" w:hAnsi="Times New Roman" w:eastAsia="Times New Roman"/>
+          <w:rFonts w:ascii="Times New Roman" w:hAnsi="Times New Roman" w:eastAsia="Times New Roman" w:cs="Times New Roman"/>
           <w:b/>
           <w:i/>
           <w:sz w:val="26"/>
@@ -1433,7 +1980,7 @@
       </w:pPr>
       <w:r>
         <w:rPr>
-          <w:rFonts w:ascii="Times New Roman" w:hAnsi="Times New Roman" w:eastAsia="Times New Roman"/>
+          <w:rFonts w:ascii="Times New Roman" w:hAnsi="Times New Roman" w:eastAsia="Times New Roman" w:cs="Times New Roman"/>
           <w:b w:val="0"/>
           <w:i w:val="0"/>
           <w:sz w:val="26"/>
@@ -1481,10 +2028,15 @@
               <w:spacing w:line="360" w:lineRule="auto" w:after="40"/>
               <w:jc w:val="center"/>
             </w:pPr>
-            <w:r/>
-            <w:r>
-              <w:rPr>
-                <w:rFonts w:ascii="Times New Roman" w:hAnsi="Times New Roman" w:eastAsia="Times New Roman"/>
+            <w:r>
+              <w:rPr>
+                <w:rFonts w:ascii="Times New Roman" w:hAnsi="Times New Roman" w:cs="Times New Roman"/>
+                <w:sz w:val="26"/>
+              </w:rPr>
+            </w:r>
+            <w:r>
+              <w:rPr>
+                <w:rFonts w:ascii="Times New Roman" w:hAnsi="Times New Roman" w:eastAsia="Times New Roman" w:cs="Times New Roman"/>
                 <w:b/>
                 <w:i w:val="0"/>
                 <w:sz w:val="26"/>
@@ -1508,10 +2060,15 @@
               <w:spacing w:line="360" w:lineRule="auto" w:after="40"/>
               <w:jc w:val="center"/>
             </w:pPr>
-            <w:r/>
-            <w:r>
-              <w:rPr>
-                <w:rFonts w:ascii="Times New Roman" w:hAnsi="Times New Roman" w:eastAsia="Times New Roman"/>
+            <w:r>
+              <w:rPr>
+                <w:rFonts w:ascii="Times New Roman" w:hAnsi="Times New Roman" w:cs="Times New Roman"/>
+                <w:sz w:val="26"/>
+              </w:rPr>
+            </w:r>
+            <w:r>
+              <w:rPr>
+                <w:rFonts w:ascii="Times New Roman" w:hAnsi="Times New Roman" w:eastAsia="Times New Roman" w:cs="Times New Roman"/>
                 <w:b/>
                 <w:i w:val="0"/>
                 <w:sz w:val="26"/>
@@ -1535,10 +2092,15 @@
               <w:spacing w:line="360" w:lineRule="auto" w:after="40"/>
               <w:jc w:val="center"/>
             </w:pPr>
-            <w:r/>
-            <w:r>
-              <w:rPr>
-                <w:rFonts w:ascii="Times New Roman" w:hAnsi="Times New Roman" w:eastAsia="Times New Roman"/>
+            <w:r>
+              <w:rPr>
+                <w:rFonts w:ascii="Times New Roman" w:hAnsi="Times New Roman" w:cs="Times New Roman"/>
+                <w:sz w:val="26"/>
+              </w:rPr>
+            </w:r>
+            <w:r>
+              <w:rPr>
+                <w:rFonts w:ascii="Times New Roman" w:hAnsi="Times New Roman" w:eastAsia="Times New Roman" w:cs="Times New Roman"/>
                 <w:b/>
                 <w:i w:val="0"/>
                 <w:sz w:val="26"/>
@@ -1564,10 +2126,15 @@
               <w:spacing w:line="360" w:lineRule="auto" w:after="40"/>
               <w:jc w:val="center"/>
             </w:pPr>
-            <w:r/>
-            <w:r>
-              <w:rPr>
-                <w:rFonts w:ascii="Times New Roman" w:hAnsi="Times New Roman" w:eastAsia="Times New Roman"/>
+            <w:r>
+              <w:rPr>
+                <w:rFonts w:ascii="Times New Roman" w:hAnsi="Times New Roman" w:cs="Times New Roman"/>
+                <w:sz w:val="26"/>
+              </w:rPr>
+            </w:r>
+            <w:r>
+              <w:rPr>
+                <w:rFonts w:ascii="Times New Roman" w:hAnsi="Times New Roman" w:eastAsia="Times New Roman" w:cs="Times New Roman"/>
                 <w:b w:val="0"/>
                 <w:i/>
                 <w:sz w:val="26"/>
@@ -1591,10 +2158,15 @@
               <w:spacing w:line="360" w:lineRule="auto" w:after="40"/>
               <w:jc w:val="center"/>
             </w:pPr>
-            <w:r/>
-            <w:r>
-              <w:rPr>
-                <w:rFonts w:ascii="Times New Roman" w:hAnsi="Times New Roman" w:eastAsia="Times New Roman"/>
+            <w:r>
+              <w:rPr>
+                <w:rFonts w:ascii="Times New Roman" w:hAnsi="Times New Roman" w:cs="Times New Roman"/>
+                <w:sz w:val="26"/>
+              </w:rPr>
+            </w:r>
+            <w:r>
+              <w:rPr>
+                <w:rFonts w:ascii="Times New Roman" w:hAnsi="Times New Roman" w:eastAsia="Times New Roman" w:cs="Times New Roman"/>
                 <w:b w:val="0"/>
                 <w:i/>
                 <w:sz w:val="26"/>
@@ -1618,10 +2190,15 @@
               <w:spacing w:line="360" w:lineRule="auto" w:after="40"/>
               <w:jc w:val="center"/>
             </w:pPr>
-            <w:r/>
-            <w:r>
-              <w:rPr>
-                <w:rFonts w:ascii="Times New Roman" w:hAnsi="Times New Roman" w:eastAsia="Times New Roman"/>
+            <w:r>
+              <w:rPr>
+                <w:rFonts w:ascii="Times New Roman" w:hAnsi="Times New Roman" w:cs="Times New Roman"/>
+                <w:sz w:val="26"/>
+              </w:rPr>
+            </w:r>
+            <w:r>
+              <w:rPr>
+                <w:rFonts w:ascii="Times New Roman" w:hAnsi="Times New Roman" w:eastAsia="Times New Roman" w:cs="Times New Roman"/>
                 <w:b w:val="0"/>
                 <w:i/>
                 <w:sz w:val="26"/>
@@ -1647,10 +2224,15 @@
               <w:spacing w:line="360" w:lineRule="auto" w:after="40"/>
               <w:jc w:val="center"/>
             </w:pPr>
-            <w:r/>
-            <w:r>
-              <w:rPr>
-                <w:rFonts w:ascii="Times New Roman" w:hAnsi="Times New Roman" w:eastAsia="Times New Roman"/>
+            <w:r>
+              <w:rPr>
+                <w:rFonts w:ascii="Times New Roman" w:hAnsi="Times New Roman" w:cs="Times New Roman"/>
+                <w:sz w:val="26"/>
+              </w:rPr>
+            </w:r>
+            <w:r>
+              <w:rPr>
+                <w:rFonts w:ascii="Times New Roman" w:hAnsi="Times New Roman" w:eastAsia="Times New Roman" w:cs="Times New Roman"/>
                 <w:b w:val="0"/>
                 <w:i w:val="0"/>
                 <w:sz w:val="26"/>
@@ -1664,7 +2246,7 @@
             </w:pPr>
             <w:r>
               <w:rPr>
-                <w:rFonts w:ascii="Times New Roman" w:hAnsi="Times New Roman" w:eastAsia="Times New Roman"/>
+                <w:rFonts w:ascii="Times New Roman" w:hAnsi="Times New Roman" w:eastAsia="Times New Roman" w:cs="Times New Roman"/>
                 <w:b w:val="0"/>
                 <w:i w:val="0"/>
                 <w:sz w:val="26"/>
@@ -1678,7 +2260,7 @@
             </w:pPr>
             <w:r>
               <w:rPr>
-                <w:rFonts w:ascii="Times New Roman" w:hAnsi="Times New Roman" w:eastAsia="Times New Roman"/>
+                <w:rFonts w:ascii="Times New Roman" w:hAnsi="Times New Roman" w:eastAsia="Times New Roman" w:cs="Times New Roman"/>
                 <w:b w:val="0"/>
                 <w:i w:val="0"/>
                 <w:sz w:val="26"/>
@@ -1692,7 +2274,7 @@
             </w:pPr>
             <w:r>
               <w:rPr>
-                <w:rFonts w:ascii="Times New Roman" w:hAnsi="Times New Roman" w:eastAsia="Times New Roman"/>
+                <w:rFonts w:ascii="Times New Roman" w:hAnsi="Times New Roman" w:eastAsia="Times New Roman" w:cs="Times New Roman"/>
                 <w:b w:val="0"/>
                 <w:i w:val="0"/>
                 <w:sz w:val="26"/>
@@ -1715,10 +2297,15 @@
               <w:spacing w:line="360" w:lineRule="auto" w:after="40"/>
               <w:jc w:val="center"/>
             </w:pPr>
-            <w:r/>
-            <w:r>
-              <w:rPr>
-                <w:rFonts w:ascii="Times New Roman" w:hAnsi="Times New Roman" w:eastAsia="Times New Roman"/>
+            <w:r>
+              <w:rPr>
+                <w:rFonts w:ascii="Times New Roman" w:hAnsi="Times New Roman" w:cs="Times New Roman"/>
+                <w:sz w:val="26"/>
+              </w:rPr>
+            </w:r>
+            <w:r>
+              <w:rPr>
+                <w:rFonts w:ascii="Times New Roman" w:hAnsi="Times New Roman" w:eastAsia="Times New Roman" w:cs="Times New Roman"/>
                 <w:b w:val="0"/>
                 <w:i w:val="0"/>
                 <w:sz w:val="26"/>
@@ -1732,7 +2319,7 @@
             </w:pPr>
             <w:r>
               <w:rPr>
-                <w:rFonts w:ascii="Times New Roman" w:hAnsi="Times New Roman" w:eastAsia="Times New Roman"/>
+                <w:rFonts w:ascii="Times New Roman" w:hAnsi="Times New Roman" w:eastAsia="Times New Roman" w:cs="Times New Roman"/>
                 <w:b w:val="0"/>
                 <w:i w:val="0"/>
                 <w:sz w:val="26"/>
@@ -1746,7 +2333,7 @@
             </w:pPr>
             <w:r>
               <w:rPr>
-                <w:rFonts w:ascii="Times New Roman" w:hAnsi="Times New Roman" w:eastAsia="Times New Roman"/>
+                <w:rFonts w:ascii="Times New Roman" w:hAnsi="Times New Roman" w:eastAsia="Times New Roman" w:cs="Times New Roman"/>
                 <w:b w:val="0"/>
                 <w:i w:val="0"/>
                 <w:sz w:val="26"/>
@@ -1760,7 +2347,7 @@
             </w:pPr>
             <w:r>
               <w:rPr>
-                <w:rFonts w:ascii="Times New Roman" w:hAnsi="Times New Roman" w:eastAsia="Times New Roman"/>
+                <w:rFonts w:ascii="Times New Roman" w:hAnsi="Times New Roman" w:eastAsia="Times New Roman" w:cs="Times New Roman"/>
                 <w:b w:val="0"/>
                 <w:i w:val="0"/>
                 <w:sz w:val="26"/>
@@ -1789,10 +2376,15 @@
               <w:spacing w:line="360" w:lineRule="auto" w:after="40"/>
               <w:jc w:val="center"/>
             </w:pPr>
-            <w:r/>
-            <w:r>
-              <w:rPr>
-                <w:rFonts w:ascii="Times New Roman" w:hAnsi="Times New Roman" w:eastAsia="Times New Roman"/>
+            <w:r>
+              <w:rPr>
+                <w:rFonts w:ascii="Times New Roman" w:hAnsi="Times New Roman" w:cs="Times New Roman"/>
+                <w:sz w:val="26"/>
+              </w:rPr>
+            </w:r>
+            <w:r>
+              <w:rPr>
+                <w:rFonts w:ascii="Times New Roman" w:hAnsi="Times New Roman" w:eastAsia="Times New Roman" w:cs="Times New Roman"/>
                 <w:b/>
                 <w:i w:val="0"/>
                 <w:sz w:val="26"/>
@@ -1806,7 +2398,7 @@
             </w:pPr>
             <w:r>
               <w:rPr>
-                <w:rFonts w:ascii="Times New Roman" w:hAnsi="Times New Roman" w:eastAsia="Times New Roman"/>
+                <w:rFonts w:ascii="Times New Roman" w:hAnsi="Times New Roman" w:eastAsia="Times New Roman" w:cs="Times New Roman"/>
                 <w:b/>
                 <w:i w:val="0"/>
                 <w:sz w:val="26"/>
@@ -1820,7 +2412,7 @@
             </w:pPr>
             <w:r>
               <w:rPr>
-                <w:rFonts w:ascii="Times New Roman" w:hAnsi="Times New Roman" w:eastAsia="Times New Roman"/>
+                <w:rFonts w:ascii="Times New Roman" w:hAnsi="Times New Roman" w:eastAsia="Times New Roman" w:cs="Times New Roman"/>
                 <w:b/>
                 <w:i w:val="0"/>
                 <w:sz w:val="26"/>
@@ -1834,7 +2426,7 @@
             </w:pPr>
             <w:r>
               <w:rPr>
-                <w:rFonts w:ascii="Times New Roman" w:hAnsi="Times New Roman" w:eastAsia="Times New Roman"/>
+                <w:rFonts w:ascii="Times New Roman" w:hAnsi="Times New Roman" w:eastAsia="Times New Roman" w:cs="Times New Roman"/>
                 <w:b/>
                 <w:i w:val="0"/>
                 <w:sz w:val="26"/>

--- a/KHBD_Tin_học/Tiền_tiểu_học/Tuần_08/KHBD_Tin_hoc_Tiền_tiểu_học_Tiet07_Chu_hinh_va_am_thanh.docx
+++ b/KHBD_Tin_học/Tiền_tiểu_học/Tuần_08/KHBD_Tin_hoc_Tiền_tiểu_học_Tiet07_Chu_hinh_va_am_thanh.docx
@@ -420,18 +420,29 @@
     </w:p>
     <w:p>
       <w:pPr>
-        <w:spacing w:line="319" w:lineRule="auto" w:after="60" w:before="0"/>
-        <w:ind w:firstLine="0" w:left="850"/>
+        <w:spacing w:line="276" w:lineRule="auto" w:after="0" w:before="0"/>
+        <w:ind w:left="850" w:firstLine="0"/>
         <w:jc w:val="both"/>
       </w:pPr>
       <w:r>
         <w:rPr>
-          <w:rFonts w:ascii="Times New Roman" w:hAnsi="Times New Roman" w:eastAsia="Times New Roman" w:cs="Times New Roman"/>
-          <w:b w:val="0"/>
-          <w:i w:val="0"/>
+          <w:rFonts w:ascii="Times New Roman" w:hAnsi="Times New Roman" w:cs="Times New Roman"/>
           <w:sz w:val="26"/>
         </w:rPr>
-        <w:t>- Miền V. Giải quyết vấn đề (thành tố 5.3. Sử dụng sáng tạo công nghệ số – Bậc 1): Sử dụng công cụ số để giải quyết vấn đề đơn giản trong bài học. (Đạt được thông qua Hoạt động 2, Hoạt động 3)</w:t>
+        <w:t>- 3.1.CB1a: Xác định được các cách tạo và chỉnh sửa nội dung đơn giản ở các định dạng đơn giản. (Sáng tạo và phát triển các sản phẩm đa phương tiện bằng phần mềm số). (Đạt được thông qua Hoạt động 2, Hoạt động 3)</w:t>
+      </w:r>
+    </w:p>
+    <w:p>
+      <w:pPr>
+        <w:spacing w:after="0" w:line="276" w:lineRule="auto"/>
+        <w:ind w:left="850" w:firstLine="0"/>
+      </w:pPr>
+      <w:r>
+        <w:rPr>
+          <w:rFonts w:ascii="Times New Roman" w:hAnsi="Times New Roman" w:cs="Times New Roman"/>
+          <w:sz w:val="26"/>
+        </w:rPr>
+        <w:t>- 5.3.CB1a: Xác định được các công cụ và công nghệ số đơn giản có thể được sử dụng để tạo ra kiến thức và đổi mới quy trình như sản phẩm. (Sử dụng sáng tạo các công cụ đồ họa và hiệu ứng để thể hiện ý tưởng). (Đạt được thông qua Hoạt động 4)</w:t>
       </w:r>
     </w:p>
     <w:p>
